--- a/hin/docx/17.content.docx
+++ b/hin/docx/17.content.docx
@@ -136,13 +136,6 @@
         <w:rPr>
           <w:lang w:val="hi_IN" w:bidi="hi_IN"/>
         </w:rPr>
-      </w:r>
-      <w:r>
-        <w:rPr>
-          <w:i/>
-          <w:lang w:val="hi_IN" w:bidi="hi_IN"/>
-        </w:rPr>
-        <w:t>एस्तेर 1:1, एस्तेर 1:3, एस्तेर 1:5, एस्तेर 1:7, एस्तेर 1:8, एस्तेर 1:10, एस्तेर 1:11, एस्तेर 1:12, एस्तेर 1:13, एस्तेर 1:16, एस्तेर 1:17, एस्तेर 1:18, एस्तेर 1:19, एस्तेर 1:22, एस्तेर 2:2, एस्तेर 2:3, एस्तेर 2:6, एस्तेर 2:7, एस्तेर 2:7 (#2), एस्तेर 2:9, एस्तेर 2:10, एस्तेर 2:13, एस्तेर 2:14, एस्तेर 2:15, एस्तेर 2:16, एस्तेर 2:17, एस्तेर 2:21, एस्तेर 2:23, एस्तेर 3:2, एस्तेर 3:4, एस्तेर 3:6, एस्तेर 3:8, एस्तेर 3:9, एस्तेर 3:13, एस्तेर 3:15, एस्तेर 4:2, एस्तेर 4:4, एस्तेर 4:7, एस्तेर 4:8, एस्तेर 4:11, एस्तेर 4:14, एस्तेर 4:16, एस्तेर 5:1, एस्तेर 5:2, एस्तेर 5:4, एस्तेर 5:8, एस्तेर 5:11, एस्तेर 5:13, एस्तेर 5:14, एस्तेर 6:1, एस्तेर 6:2, एस्तेर 6:3, एस्तेर 6:6, एस्तेर 6:9, एस्तेर 6:11, एस्तेर 6:13, एस्तेर 7:3, एस्तेर 7:4, एस्तेर 7:6, एस्तेर 7:7, एस्तेर 7:8, एस्तेर 7:9, एस्तेर 8:1, एस्तेर 8:2, एस्तेर 8:4, एस्तेर 8:5, एस्तेर 8:8, एस्तेर 8:9, एस्तेर 8:11, एस्तेर 8:17, एस्तेर 9:2, एस्तेर 9:5, एस्तेर 9:12, एस्तेर 9:13, एस्तेर 9:15, एस्तेर 9:17, एस्तेर 9:18, एस्तेर 9:19, एस्तेर 9:20–21, एस्तेर 9:24, एस्तेर 9:28, एस्तेर 10:1, एस्तेर 10:2, एस्तेर 10:3, एस्तेर 10:3 (#2)</w:t>
       </w:r>
       <w:r>
         <w:rPr>

--- a/hin/docx/17.content.docx
+++ b/hin/docx/17.content.docx
@@ -123,19 +123,6 @@
           <w:lang w:val="hi_IN" w:bidi="hi_IN"/>
         </w:rPr>
         <w:t>EST</w:t>
-      </w:r>
-      <w:r>
-        <w:rPr>
-          <w:lang w:val="hi_IN" w:bidi="hi_IN"/>
-        </w:rPr>
-      </w:r>
-    </w:p>
-    <w:p>
-      <w:pPr/>
-      <w:r>
-        <w:rPr>
-          <w:lang w:val="hi_IN" w:bidi="hi_IN"/>
-        </w:rPr>
       </w:r>
       <w:r>
         <w:rPr>

--- a/hin/docx/17.content.docx
+++ b/hin/docx/17.content.docx
@@ -19,7 +19,7 @@
         <w:rPr>
           <w:lang w:val="hi_IN" w:bidi="hi_IN"/>
         </w:rPr>
-        <w:t>Resource: अनुवाद प्रश्न (unfoldingWord)</w:t>
+        <w:t>Resource: unfoldingWord® Translation Questions</w:t>
       </w:r>
       <w:r>
         <w:rPr>
@@ -85,7 +85,7 @@
         <w:rPr>
           <w:lang w:val="hi_IN" w:bidi="hi_IN"/>
         </w:rPr>
-        <w:t>अनुवाद प्रश्न (unfoldingWord)</w:t>
+        <w:t>unfoldingWord® Translation Questions</w:t>
       </w:r>
     </w:p>
     <w:p>
